--- a/AstroLogic_Report.docx
+++ b/AstroLogic_Report.docx
@@ -457,6 +457,77 @@
           <w:szCs w:val="22"/>
         </w:rPr>
         <w:t xml:space="preserve">The agent is an autonomous spacecraft probe placed at a random initial position within 5 AU of the Sun. It must independently plan trajectories, manage thrust and attitude, deploy scientific instruments, and transmit collected biosignature data back to Earth. The spacecraft carries four instruments (Spectrometer, Thermal Imager, Drill, and a baseline idle mode), consumes fuel proportionally to thrust applied, and recharges its battery via solar panels when within 1.5 AU of the Sun. The agent’s learned policy must balance long-range navigation efficiency against instrument operation timing and communication windows.</w:t>
+      </w:r>
+    </w:p>
+    <w:p>
+      <w:pPr>
+        <w:spacing w:after="60" w:before="120"/>
+        <w:jc w:val="center"/>
+      </w:pPr>
+      <w:r>
+        <w:drawing>
+          <wp:inline distT="0" distB="0" distL="0" distR="0">
+            <wp:extent cx="5972175" cy="4333875"/>
+            <wp:effectExtent t="0" r="0" b="0" l="0"/>
+            <wp:docPr id="1" name="AstroLogic Environment Diagram" descr="AstroLogic Environment Diagram" title="AstroLogic Environment Diagram"/>
+            <wp:cNvGraphicFramePr>
+              <a:graphicFrameLocks xmlns:a="http://schemas.openxmlformats.org/drawingml/2006/main" noChangeAspect="1"/>
+            </wp:cNvGraphicFramePr>
+            <a:graphic xmlns:a="http://schemas.openxmlformats.org/drawingml/2006/main">
+              <a:graphicData uri="http://schemas.openxmlformats.org/drawingml/2006/picture">
+                <pic:pic xmlns:pic="http://schemas.openxmlformats.org/drawingml/2006/picture">
+                  <pic:nvPicPr>
+                    <pic:cNvPr id="0" name="" descr=""/>
+                    <pic:cNvPicPr>
+                      <a:picLocks noChangeAspect="1" noChangeArrowheads="1"/>
+                    </pic:cNvPicPr>
+                  </pic:nvPicPr>
+                  <pic:blipFill>
+                    <a:blip r:embed="rId9" cstate="none"/>
+                    <a:srcRect/>
+                    <a:stretch>
+                      <a:fillRect/>
+                    </a:stretch>
+                  </pic:blipFill>
+                  <pic:spPr bwMode="auto">
+                    <a:xfrm>
+                      <a:off x="0" y="0"/>
+                      <a:ext cx="5972175" cy="4333875"/>
+                    </a:xfrm>
+                    <a:prstGeom prst="rect">
+                      <a:avLst/>
+                    </a:prstGeom>
+                  </pic:spPr>
+                </pic:pic>
+              </a:graphicData>
+            </a:graphic>
+          </wp:inline>
+        </w:drawing>
+      </w:r>
+    </w:p>
+    <w:p>
+      <w:pPr>
+        <w:spacing w:after="160" w:before="60"/>
+        <w:jc w:val="center"/>
+      </w:pPr>
+      <w:r>
+        <w:rPr>
+          <w:rFonts w:ascii="Arial" w:cs="Arial" w:eastAsia="Arial" w:hAnsi="Arial"/>
+          <w:i/>
+          <w:iCs/>
+          <w:color w:val="666666"/>
+          <w:sz w:val="18"/>
+          <w:szCs w:val="18"/>
+        </w:rPr>
+        <w:t xml:space="preserve">Figure 1 — AstroLogic environment: scaled solar system with spacecraft, target bodies, and biosignature zones</w:t>
+      </w:r>
+    </w:p>
+    <w:p>
+      <w:pPr>
+        <w:spacing w:after="40" w:before="40"/>
+      </w:pPr>
+      <w:r>
+        <w:t xml:space="preserve"/>
       </w:r>
     </w:p>
     <w:p>
@@ -6093,7 +6164,7 @@
                 <w:sz w:val="18"/>
                 <w:szCs w:val="18"/>
               </w:rPr>
-              <w:t xml:space="preserve">Mean Reward</w:t>
+              <w:t xml:space="preserve">Final Mean Reward</w:t>
             </w:r>
           </w:p>
         </w:tc>
@@ -6126,7 +6197,7 @@
                 <w:sz w:val="20"/>
                 <w:szCs w:val="20"/>
               </w:rPr>
-              <w:t xml:space="preserve">dqn_baseline</w:t>
+              <w:t xml:space="preserve">dqn_large_buffer</w:t>
             </w:r>
           </w:p>
         </w:tc>
@@ -6222,7 +6293,7 @@
                 <w:sz w:val="20"/>
                 <w:szCs w:val="20"/>
               </w:rPr>
-              <w:t xml:space="preserve">100,000</w:t>
+              <w:t xml:space="preserve">300,000</w:t>
             </w:r>
           </w:p>
         </w:tc>
@@ -6254,7 +6325,7 @@
                 <w:sz w:val="20"/>
                 <w:szCs w:val="20"/>
               </w:rPr>
-              <w:t xml:space="preserve">64</w:t>
+              <w:t xml:space="preserve">128</w:t>
             </w:r>
           </w:p>
         </w:tc>
@@ -6286,7 +6357,7 @@
                 <w:sz w:val="20"/>
                 <w:szCs w:val="20"/>
               </w:rPr>
-              <w:t xml:space="preserve">0.60 → 0.05</w:t>
+              <w:t xml:space="preserve">0.65 → 0.02</w:t>
             </w:r>
           </w:p>
         </w:tc>
@@ -6318,7 +6389,7 @@
                 <w:sz w:val="20"/>
                 <w:szCs w:val="20"/>
               </w:rPr>
-              <w:t xml:space="preserve">−49.37</w:t>
+              <w:t xml:space="preserve">−50.29</w:t>
             </w:r>
           </w:p>
         </w:tc>
@@ -6351,7 +6422,7 @@
                 <w:sz w:val="20"/>
                 <w:szCs w:val="20"/>
               </w:rPr>
-              <w:t xml:space="preserve">dqn_small_net</w:t>
+              <w:t xml:space="preserve">dqn_low_lr</w:t>
             </w:r>
           </w:p>
         </w:tc>
@@ -6383,7 +6454,7 @@
                 <w:sz w:val="20"/>
                 <w:szCs w:val="20"/>
               </w:rPr>
-              <w:t xml:space="preserve">1e-4</w:t>
+              <w:t xml:space="preserve">1e-5</w:t>
             </w:r>
           </w:p>
         </w:tc>
@@ -6543,7 +6614,7 @@
                 <w:sz w:val="20"/>
                 <w:szCs w:val="20"/>
               </w:rPr>
-              <w:t xml:space="preserve">−52.10</w:t>
+              <w:t xml:space="preserve">−59.80</w:t>
             </w:r>
           </w:p>
         </w:tc>
@@ -6576,7 +6647,7 @@
                 <w:sz w:val="20"/>
                 <w:szCs w:val="20"/>
               </w:rPr>
-              <w:t xml:space="preserve">dqn_high_lr</w:t>
+              <w:t xml:space="preserve">dqn_low_gamma</w:t>
             </w:r>
           </w:p>
         </w:tc>
@@ -6608,7 +6679,7 @@
                 <w:sz w:val="20"/>
                 <w:szCs w:val="20"/>
               </w:rPr>
-              <w:t xml:space="preserve">5e-4</w:t>
+              <w:t xml:space="preserve">1e-4</w:t>
             </w:r>
           </w:p>
         </w:tc>
@@ -6640,7 +6711,7 @@
                 <w:sz w:val="20"/>
                 <w:szCs w:val="20"/>
               </w:rPr>
-              <w:t xml:space="preserve">0.995</w:t>
+              <w:t xml:space="preserve">0.950</w:t>
             </w:r>
           </w:p>
         </w:tc>
@@ -6736,7 +6807,7 @@
                 <w:sz w:val="20"/>
                 <w:szCs w:val="20"/>
               </w:rPr>
-              <w:t xml:space="preserve">0.60 → 0.05</w:t>
+              <w:t xml:space="preserve">0.65 → 0.05</w:t>
             </w:r>
           </w:p>
         </w:tc>
@@ -6768,7 +6839,7 @@
                 <w:sz w:val="20"/>
                 <w:szCs w:val="20"/>
               </w:rPr>
-              <w:t xml:space="preserve">−51.80</w:t>
+              <w:t xml:space="preserve">−67.37</w:t>
             </w:r>
           </w:p>
         </w:tc>
@@ -6801,7 +6872,7 @@
                 <w:sz w:val="20"/>
                 <w:szCs w:val="20"/>
               </w:rPr>
-              <w:t xml:space="preserve">dqn_low_lr</w:t>
+              <w:t xml:space="preserve">dqn_high_lr</w:t>
             </w:r>
           </w:p>
         </w:tc>
@@ -6833,7 +6904,7 @@
                 <w:sz w:val="20"/>
                 <w:szCs w:val="20"/>
               </w:rPr>
-              <w:t xml:space="preserve">1e-5</w:t>
+              <w:t xml:space="preserve">5e-4</w:t>
             </w:r>
           </w:p>
         </w:tc>
@@ -6993,7 +7064,7 @@
                 <w:sz w:val="20"/>
                 <w:szCs w:val="20"/>
               </w:rPr>
-              <w:t xml:space="preserve">−55.30</w:t>
+              <w:t xml:space="preserve">−67.58</w:t>
             </w:r>
           </w:p>
         </w:tc>
@@ -7026,7 +7097,7 @@
                 <w:sz w:val="20"/>
                 <w:szCs w:val="20"/>
               </w:rPr>
-              <w:t xml:space="preserve">dqn_large_buffer</w:t>
+              <w:t xml:space="preserve">dqn_med_lr_batch</w:t>
             </w:r>
           </w:p>
         </w:tc>
@@ -7058,7 +7129,7 @@
                 <w:sz w:val="20"/>
                 <w:szCs w:val="20"/>
               </w:rPr>
-              <w:t xml:space="preserve">1e-4</w:t>
+              <w:t xml:space="preserve">3e-4</w:t>
             </w:r>
           </w:p>
         </w:tc>
@@ -7122,7 +7193,7 @@
                 <w:sz w:val="20"/>
                 <w:szCs w:val="20"/>
               </w:rPr>
-              <w:t xml:space="preserve">300,000</w:t>
+              <w:t xml:space="preserve">200,000</w:t>
             </w:r>
           </w:p>
         </w:tc>
@@ -7154,7 +7225,7 @@
                 <w:sz w:val="20"/>
                 <w:szCs w:val="20"/>
               </w:rPr>
-              <w:t xml:space="preserve">128</w:t>
+              <w:t xml:space="preserve">256</w:t>
             </w:r>
           </w:p>
         </w:tc>
@@ -7186,7 +7257,7 @@
                 <w:sz w:val="20"/>
                 <w:szCs w:val="20"/>
               </w:rPr>
-              <w:t xml:space="preserve">0.65 → 0.02</w:t>
+              <w:t xml:space="preserve">0.60 → 0.05</w:t>
             </w:r>
           </w:p>
         </w:tc>
@@ -7218,7 +7289,7 @@
                 <w:sz w:val="20"/>
                 <w:szCs w:val="20"/>
               </w:rPr>
-              <w:t xml:space="preserve">−47.60</w:t>
+              <w:t xml:space="preserve">−69.83</w:t>
             </w:r>
           </w:p>
         </w:tc>
@@ -7251,7 +7322,7 @@
                 <w:sz w:val="20"/>
                 <w:szCs w:val="20"/>
               </w:rPr>
-              <w:t xml:space="preserve">dqn_soft_update</w:t>
+              <w:t xml:space="preserve">dqn_small_net</w:t>
             </w:r>
           </w:p>
         </w:tc>
@@ -7443,7 +7514,7 @@
                 <w:sz w:val="20"/>
                 <w:szCs w:val="20"/>
               </w:rPr>
-              <w:t xml:space="preserve">−53.20</w:t>
+              <w:t xml:space="preserve">−74.21</w:t>
             </w:r>
           </w:p>
         </w:tc>
@@ -7476,7 +7547,7 @@
                 <w:sz w:val="20"/>
                 <w:szCs w:val="20"/>
               </w:rPr>
-              <w:t xml:space="preserve">dqn_low_gamma</w:t>
+              <w:t xml:space="preserve">dqn_deep_net</w:t>
             </w:r>
           </w:p>
         </w:tc>
@@ -7540,7 +7611,7 @@
                 <w:sz w:val="20"/>
                 <w:szCs w:val="20"/>
               </w:rPr>
-              <w:t xml:space="preserve">0.950</w:t>
+              <w:t xml:space="preserve">0.995</w:t>
             </w:r>
           </w:p>
         </w:tc>
@@ -7636,7 +7707,7 @@
                 <w:sz w:val="20"/>
                 <w:szCs w:val="20"/>
               </w:rPr>
-              <w:t xml:space="preserve">0.65 → 0.05</w:t>
+              <w:t xml:space="preserve">0.60 → 0.05</w:t>
             </w:r>
           </w:p>
         </w:tc>
@@ -7668,7 +7739,7 @@
                 <w:sz w:val="20"/>
                 <w:szCs w:val="20"/>
               </w:rPr>
-              <w:t xml:space="preserve">−58.90</w:t>
+              <w:t xml:space="preserve">−75.59</w:t>
             </w:r>
           </w:p>
         </w:tc>
@@ -7701,7 +7772,7 @@
                 <w:sz w:val="20"/>
                 <w:szCs w:val="20"/>
               </w:rPr>
-              <w:t xml:space="preserve">dqn_deep_net</w:t>
+              <w:t xml:space="preserve">dqn_long_explore</w:t>
             </w:r>
           </w:p>
         </w:tc>
@@ -7861,7 +7932,7 @@
                 <w:sz w:val="20"/>
                 <w:szCs w:val="20"/>
               </w:rPr>
-              <w:t xml:space="preserve">0.60 → 0.05</w:t>
+              <w:t xml:space="preserve">0.75 → 0.01</w:t>
             </w:r>
           </w:p>
         </w:tc>
@@ -7893,7 +7964,7 @@
                 <w:sz w:val="20"/>
                 <w:szCs w:val="20"/>
               </w:rPr>
-              <w:t xml:space="preserve">−50.40</w:t>
+              <w:t xml:space="preserve">−79.07</w:t>
             </w:r>
           </w:p>
         </w:tc>
@@ -7926,7 +7997,7 @@
                 <w:sz w:val="20"/>
                 <w:szCs w:val="20"/>
               </w:rPr>
-              <w:t xml:space="preserve">dqn_med_lr_batch</w:t>
+              <w:t xml:space="preserve">dqn_soft_update</w:t>
             </w:r>
           </w:p>
         </w:tc>
@@ -7958,7 +8029,7 @@
                 <w:sz w:val="20"/>
                 <w:szCs w:val="20"/>
               </w:rPr>
-              <w:t xml:space="preserve">3e-4</w:t>
+              <w:t xml:space="preserve">1e-4</w:t>
             </w:r>
           </w:p>
         </w:tc>
@@ -8022,7 +8093,7 @@
                 <w:sz w:val="20"/>
                 <w:szCs w:val="20"/>
               </w:rPr>
-              <w:t xml:space="preserve">200,000</w:t>
+              <w:t xml:space="preserve">100,000</w:t>
             </w:r>
           </w:p>
         </w:tc>
@@ -8054,7 +8125,7 @@
                 <w:sz w:val="20"/>
                 <w:szCs w:val="20"/>
               </w:rPr>
-              <w:t xml:space="preserve">256</w:t>
+              <w:t xml:space="preserve">64</w:t>
             </w:r>
           </w:p>
         </w:tc>
@@ -8118,7 +8189,7 @@
                 <w:sz w:val="20"/>
                 <w:szCs w:val="20"/>
               </w:rPr>
-              <w:t xml:space="preserve">−48.20</w:t>
+              <w:t xml:space="preserve">−81.29</w:t>
             </w:r>
           </w:p>
         </w:tc>
@@ -8151,7 +8222,7 @@
                 <w:sz w:val="20"/>
                 <w:szCs w:val="20"/>
               </w:rPr>
-              <w:t xml:space="preserve">dqn_long_explore</w:t>
+              <w:t xml:space="preserve">dqn_baseline</w:t>
             </w:r>
           </w:p>
         </w:tc>
@@ -8311,7 +8382,7 @@
                 <w:sz w:val="20"/>
                 <w:szCs w:val="20"/>
               </w:rPr>
-              <w:t xml:space="preserve">0.75 → 0.01</w:t>
+              <w:t xml:space="preserve">0.60 → 0.05</w:t>
             </w:r>
           </w:p>
         </w:tc>
@@ -8343,7 +8414,7 @@
                 <w:sz w:val="20"/>
                 <w:szCs w:val="20"/>
               </w:rPr>
-              <w:t xml:space="preserve">−46.90</w:t>
+              <w:t xml:space="preserve">−87.89</w:t>
             </w:r>
           </w:p>
         </w:tc>
@@ -8385,7 +8456,7 @@
           <w:sz w:val="22"/>
           <w:szCs w:val="22"/>
         </w:rPr>
-        <w:t xml:space="preserve">Key findings from DQN experiments:</w:t>
+        <w:t xml:space="preserve">Key findings from DQN experiments (sorted by final mean reward from results/final_summary.csv):</w:t>
       </w:r>
     </w:p>
     <w:p>
@@ -8403,7 +8474,7 @@
           <w:sz w:val="22"/>
           <w:szCs w:val="22"/>
         </w:rPr>
-        <w:t xml:space="preserve">Extended exploration (dqn_long_explore, ε 0.75→0.01) achieves the best mean reward (−46.9), indicating that thorough coverage of the 360-action space is critical.</w:t>
+        <w:t xml:space="preserve">dqn_large_buffer (−50.29) achieves the best result; the 300k replay buffer and tighter ε-end (0.02) provide diverse experience replay and sustained coverage of the 360-action space.</w:t>
       </w:r>
     </w:p>
     <w:p>
@@ -8421,7 +8492,7 @@
           <w:sz w:val="22"/>
           <w:szCs w:val="22"/>
         </w:rPr>
-        <w:t xml:space="preserve">A high learning rate (5e-4) causes instability and only marginal improvement over the low-lr variant, consistent with the tendency of DQN to diverge with large updates.</w:t>
+        <w:t xml:space="preserve">dqn_low_lr (−59.80) is second-best; a conservative learning rate (1e-5) stabilises Q-value updates and avoids oscillation on high-priority PER transitions.</w:t>
       </w:r>
     </w:p>
     <w:p>
@@ -8439,7 +8510,7 @@
           <w:sz w:val="22"/>
           <w:szCs w:val="22"/>
         </w:rPr>
-        <w:t xml:space="preserve">Larger buffer (dqn_large_buffer, 300k) improves performance slightly (−47.6 vs −49.4), as diverse experience helps PER avoid local priority collapse.</w:t>
+        <w:t xml:space="preserve">dqn_soft_update (−81.29) and dqn_baseline (−87.89) are the weakest; soft target updates slow Q-target propagation in a sparse-reward environment, and dqn_baseline logged only 8 full episodes indicating premature training termination.</w:t>
       </w:r>
     </w:p>
     <w:p>
@@ -8457,7 +8528,7 @@
           <w:sz w:val="22"/>
           <w:szCs w:val="22"/>
         </w:rPr>
-        <w:t xml:space="preserve">Soft target updates (τ=0.005) yield slightly lower performance than hard copies in this environment, suggesting the environment rewards more aggressive Q-value tracking.</w:t>
+        <w:t xml:space="preserve">All DQN runs remain in negative reward territory, confirming that value-based learning with a flattened 360-dimensional action space cannot recover compositional action structure within the 500k timestep budget.</w:t>
       </w:r>
     </w:p>
     <w:p>
@@ -8475,7 +8546,7 @@
           <w:sz w:val="22"/>
           <w:szCs w:val="22"/>
         </w:rPr>
-        <w:t xml:space="preserve">Reducing γ from 0.995 to 0.95 (dqn_low_gamma) notably harms performance (−58.9), confirming that long-horizon planning is necessary for cross-system navigation.</w:t>
+        <w:t xml:space="preserve">dqn_low_gamma (−67.37) performs worse than the standard γ=0.995 variants; short-sighted discounting prevents the agent from valuing biosignature transmission that occurs many steps after initial detection.</w:t>
       </w:r>
     </w:p>
     <w:p>
@@ -8758,7 +8829,7 @@
                 <w:sz w:val="18"/>
                 <w:szCs w:val="18"/>
               </w:rPr>
-              <w:t xml:space="preserve">Mean Reward</w:t>
+              <w:t xml:space="preserve">Final Mean Reward</w:t>
             </w:r>
           </w:p>
         </w:tc>
@@ -8791,7 +8862,7 @@
                 <w:sz w:val="20"/>
                 <w:szCs w:val="20"/>
               </w:rPr>
-              <w:t xml:space="preserve">reinforce_baseline</w:t>
+              <w:t xml:space="preserve">reinforce_deep_net</w:t>
             </w:r>
           </w:p>
         </w:tc>
@@ -8887,7 +8958,7 @@
                 <w:sz w:val="20"/>
                 <w:szCs w:val="20"/>
               </w:rPr>
-              <w:t xml:space="preserve">[128, 64]</w:t>
+              <w:t xml:space="preserve">[256, 128, 64]</w:t>
             </w:r>
           </w:p>
         </w:tc>
@@ -8951,7 +9022,7 @@
                 <w:sz w:val="20"/>
                 <w:szCs w:val="20"/>
               </w:rPr>
-              <w:t xml:space="preserve">−78.07</w:t>
+              <w:t xml:space="preserve">+1319.85</w:t>
             </w:r>
           </w:p>
         </w:tc>
@@ -8984,7 +9055,7 @@
                 <w:sz w:val="20"/>
                 <w:szCs w:val="20"/>
               </w:rPr>
-              <w:t xml:space="preserve">reinforce_no_baseline</w:t>
+              <w:t xml:space="preserve">reinforce_large_net</w:t>
             </w:r>
           </w:p>
         </w:tc>
@@ -9080,7 +9151,7 @@
                 <w:sz w:val="20"/>
                 <w:szCs w:val="20"/>
               </w:rPr>
-              <w:t xml:space="preserve">[128, 64]</w:t>
+              <w:t xml:space="preserve">[256, 128]</w:t>
             </w:r>
           </w:p>
         </w:tc>
@@ -9112,7 +9183,7 @@
                 <w:sz w:val="20"/>
                 <w:szCs w:val="20"/>
               </w:rPr>
-              <w:t xml:space="preserve">None (vanilla)</w:t>
+              <w:t xml:space="preserve">Mean (episode)</w:t>
             </w:r>
           </w:p>
         </w:tc>
@@ -9144,7 +9215,7 @@
                 <w:sz w:val="20"/>
                 <w:szCs w:val="20"/>
               </w:rPr>
-              <w:t xml:space="preserve">−91.30</w:t>
+              <w:t xml:space="preserve">+752.62</w:t>
             </w:r>
           </w:p>
         </w:tc>
@@ -9177,7 +9248,7 @@
                 <w:sz w:val="20"/>
                 <w:szCs w:val="20"/>
               </w:rPr>
-              <w:t xml:space="preserve">reinforce_low_lr</w:t>
+              <w:t xml:space="preserve">reinforce_very_low_gamma</w:t>
             </w:r>
           </w:p>
         </w:tc>
@@ -9209,7 +9280,7 @@
                 <w:sz w:val="20"/>
                 <w:szCs w:val="20"/>
               </w:rPr>
-              <w:t xml:space="preserve">1e-4</w:t>
+              <w:t xml:space="preserve">1e-3</w:t>
             </w:r>
           </w:p>
         </w:tc>
@@ -9241,7 +9312,7 @@
                 <w:sz w:val="20"/>
                 <w:szCs w:val="20"/>
               </w:rPr>
-              <w:t xml:space="preserve">0.99</w:t>
+              <w:t xml:space="preserve">0.90</w:t>
             </w:r>
           </w:p>
         </w:tc>
@@ -9337,7 +9408,7 @@
                 <w:sz w:val="20"/>
                 <w:szCs w:val="20"/>
               </w:rPr>
-              <w:t xml:space="preserve">−84.50</w:t>
+              <w:t xml:space="preserve">+493.00</w:t>
             </w:r>
           </w:p>
         </w:tc>
@@ -9370,7 +9441,7 @@
                 <w:sz w:val="20"/>
                 <w:szCs w:val="20"/>
               </w:rPr>
-              <w:t xml:space="preserve">reinforce_high_lr</w:t>
+              <w:t xml:space="preserve">reinforce_running_baseline</w:t>
             </w:r>
           </w:p>
         </w:tc>
@@ -9402,7 +9473,7 @@
                 <w:sz w:val="20"/>
                 <w:szCs w:val="20"/>
               </w:rPr>
-              <w:t xml:space="preserve">5e-3</w:t>
+              <w:t xml:space="preserve">3e-4</w:t>
             </w:r>
           </w:p>
         </w:tc>
@@ -9498,7 +9569,7 @@
                 <w:sz w:val="20"/>
                 <w:szCs w:val="20"/>
               </w:rPr>
-              <w:t xml:space="preserve">Mean (episode)</w:t>
+              <w:t xml:space="preserve">Running EMA</w:t>
             </w:r>
           </w:p>
         </w:tc>
@@ -9530,7 +9601,7 @@
                 <w:sz w:val="20"/>
                 <w:szCs w:val="20"/>
               </w:rPr>
-              <w:t xml:space="preserve">−87.20</w:t>
+              <w:t xml:space="preserve">+475.77</w:t>
             </w:r>
           </w:p>
         </w:tc>
@@ -9563,7 +9634,7 @@
                 <w:sz w:val="20"/>
                 <w:szCs w:val="20"/>
               </w:rPr>
-              <w:t xml:space="preserve">reinforce_large_net</w:t>
+              <w:t xml:space="preserve">reinforce_low_gamma</w:t>
             </w:r>
           </w:p>
         </w:tc>
@@ -9627,7 +9698,7 @@
                 <w:sz w:val="20"/>
                 <w:szCs w:val="20"/>
               </w:rPr>
-              <w:t xml:space="preserve">0.99</w:t>
+              <w:t xml:space="preserve">0.95</w:t>
             </w:r>
           </w:p>
         </w:tc>
@@ -9659,7 +9730,7 @@
                 <w:sz w:val="20"/>
                 <w:szCs w:val="20"/>
               </w:rPr>
-              <w:t xml:space="preserve">[256, 128]</w:t>
+              <w:t xml:space="preserve">[128, 64]</w:t>
             </w:r>
           </w:p>
         </w:tc>
@@ -9723,7 +9794,7 @@
                 <w:sz w:val="20"/>
                 <w:szCs w:val="20"/>
               </w:rPr>
-              <w:t xml:space="preserve">−75.80</w:t>
+              <w:t xml:space="preserve">+448.98</w:t>
             </w:r>
           </w:p>
         </w:tc>
@@ -9756,7 +9827,7 @@
                 <w:sz w:val="20"/>
                 <w:szCs w:val="20"/>
               </w:rPr>
-              <w:t xml:space="preserve">reinforce_small_net</w:t>
+              <w:t xml:space="preserve">reinforce_no_baseline</w:t>
             </w:r>
           </w:p>
         </w:tc>
@@ -9852,7 +9923,7 @@
                 <w:sz w:val="20"/>
                 <w:szCs w:val="20"/>
               </w:rPr>
-              <w:t xml:space="preserve">[64, 32]</w:t>
+              <w:t xml:space="preserve">[128, 64]</w:t>
             </w:r>
           </w:p>
         </w:tc>
@@ -9884,7 +9955,7 @@
                 <w:sz w:val="20"/>
                 <w:szCs w:val="20"/>
               </w:rPr>
-              <w:t xml:space="preserve">Mean (episode)</w:t>
+              <w:t xml:space="preserve">None (vanilla)</w:t>
             </w:r>
           </w:p>
         </w:tc>
@@ -9916,7 +9987,7 @@
                 <w:sz w:val="20"/>
                 <w:szCs w:val="20"/>
               </w:rPr>
-              <w:t xml:space="preserve">−93.10</w:t>
+              <w:t xml:space="preserve">+391.09</w:t>
             </w:r>
           </w:p>
         </w:tc>
@@ -9949,7 +10020,7 @@
                 <w:sz w:val="20"/>
                 <w:szCs w:val="20"/>
               </w:rPr>
-              <w:t xml:space="preserve">reinforce_low_gamma</w:t>
+              <w:t xml:space="preserve">reinforce_small_net</w:t>
             </w:r>
           </w:p>
         </w:tc>
@@ -10013,7 +10084,7 @@
                 <w:sz w:val="20"/>
                 <w:szCs w:val="20"/>
               </w:rPr>
-              <w:t xml:space="preserve">0.95</w:t>
+              <w:t xml:space="preserve">0.99</w:t>
             </w:r>
           </w:p>
         </w:tc>
@@ -10045,7 +10116,7 @@
                 <w:sz w:val="20"/>
                 <w:szCs w:val="20"/>
               </w:rPr>
-              <w:t xml:space="preserve">[128, 64]</w:t>
+              <w:t xml:space="preserve">[64, 32]</w:t>
             </w:r>
           </w:p>
         </w:tc>
@@ -10109,7 +10180,7 @@
                 <w:sz w:val="20"/>
                 <w:szCs w:val="20"/>
               </w:rPr>
-              <w:t xml:space="preserve">−88.60</w:t>
+              <w:t xml:space="preserve">+209.63</w:t>
             </w:r>
           </w:p>
         </w:tc>
@@ -10142,7 +10213,7 @@
                 <w:sz w:val="20"/>
                 <w:szCs w:val="20"/>
               </w:rPr>
-              <w:t xml:space="preserve">reinforce_very_low_gamma</w:t>
+              <w:t xml:space="preserve">reinforce_baseline</w:t>
             </w:r>
           </w:p>
         </w:tc>
@@ -10206,7 +10277,7 @@
                 <w:sz w:val="20"/>
                 <w:szCs w:val="20"/>
               </w:rPr>
-              <w:t xml:space="preserve">0.90</w:t>
+              <w:t xml:space="preserve">0.99</w:t>
             </w:r>
           </w:p>
         </w:tc>
@@ -10302,7 +10373,7 @@
                 <w:sz w:val="20"/>
                 <w:szCs w:val="20"/>
               </w:rPr>
-              <w:t xml:space="preserve">−95.40</w:t>
+              <w:t xml:space="preserve">+202.09</w:t>
             </w:r>
           </w:p>
         </w:tc>
@@ -10335,7 +10406,7 @@
                 <w:sz w:val="20"/>
                 <w:szCs w:val="20"/>
               </w:rPr>
-              <w:t xml:space="preserve">reinforce_deep_net</w:t>
+              <w:t xml:space="preserve">reinforce_low_lr</w:t>
             </w:r>
           </w:p>
         </w:tc>
@@ -10367,7 +10438,7 @@
                 <w:sz w:val="20"/>
                 <w:szCs w:val="20"/>
               </w:rPr>
-              <w:t xml:space="preserve">1e-3</w:t>
+              <w:t xml:space="preserve">1e-4</w:t>
             </w:r>
           </w:p>
         </w:tc>
@@ -10431,7 +10502,7 @@
                 <w:sz w:val="20"/>
                 <w:szCs w:val="20"/>
               </w:rPr>
-              <w:t xml:space="preserve">[256, 128, 64]</w:t>
+              <w:t xml:space="preserve">[128, 64]</w:t>
             </w:r>
           </w:p>
         </w:tc>
@@ -10495,7 +10566,7 @@
                 <w:sz w:val="20"/>
                 <w:szCs w:val="20"/>
               </w:rPr>
-              <w:t xml:space="preserve">−74.20</w:t>
+              <w:t xml:space="preserve">+115.11</w:t>
             </w:r>
           </w:p>
         </w:tc>
@@ -10528,7 +10599,7 @@
                 <w:sz w:val="20"/>
                 <w:szCs w:val="20"/>
               </w:rPr>
-              <w:t xml:space="preserve">reinforce_running_baseline</w:t>
+              <w:t xml:space="preserve">reinforce_high_lr</w:t>
             </w:r>
           </w:p>
         </w:tc>
@@ -10560,7 +10631,7 @@
                 <w:sz w:val="20"/>
                 <w:szCs w:val="20"/>
               </w:rPr>
-              <w:t xml:space="preserve">3e-4</w:t>
+              <w:t xml:space="preserve">5e-3</w:t>
             </w:r>
           </w:p>
         </w:tc>
@@ -10656,7 +10727,7 @@
                 <w:sz w:val="20"/>
                 <w:szCs w:val="20"/>
               </w:rPr>
-              <w:t xml:space="preserve">Running EMA</w:t>
+              <w:t xml:space="preserve">Mean (episode)</w:t>
             </w:r>
           </w:p>
         </w:tc>
@@ -10688,7 +10759,7 @@
                 <w:sz w:val="20"/>
                 <w:szCs w:val="20"/>
               </w:rPr>
-              <w:t xml:space="preserve">−80.10</w:t>
+              <w:t xml:space="preserve">+65.02</w:t>
             </w:r>
           </w:p>
         </w:tc>
@@ -10730,7 +10801,7 @@
           <w:sz w:val="22"/>
           <w:szCs w:val="22"/>
         </w:rPr>
-        <w:t xml:space="preserve">Key findings from REINFORCE experiments:</w:t>
+        <w:t xml:space="preserve">Key findings from REINFORCE experiments (sorted by final mean reward from results/final_summary.csv):</w:t>
       </w:r>
     </w:p>
     <w:p>
@@ -10748,7 +10819,7 @@
           <w:sz w:val="22"/>
           <w:szCs w:val="22"/>
         </w:rPr>
-        <w:t xml:space="preserve">Removing the baseline (reinforce_no_baseline) degrades performance by ~13 reward units on average, confirming that variance reduction is essential in sparse-reward environments.</w:t>
+        <w:t xml:space="preserve">reinforce_deep_net (+1,319.85) achieves the highest final mean reward of all 30 runs across all algorithms; the deeper [256, 128, 64] network capacity provides the richest policy representation for the 26-dimensional observation space.</w:t>
       </w:r>
     </w:p>
     <w:p>
@@ -10766,7 +10837,7 @@
           <w:sz w:val="22"/>
           <w:szCs w:val="22"/>
         </w:rPr>
-        <w:t xml:space="preserve">A larger network ([256, 128]) outperforms the baseline ([128, 64]) by ~2 units, and a deeper network ([256, 128, 64]) adds a further marginal gain, suggesting capacity matters more than depth.</w:t>
+        <w:t xml:space="preserve">reinforce_large_net (+752.62) confirms that network capacity is the dominant factor: [256, 128] doubles the hidden units of the baseline [128, 64] and nearly quadruples reward.</w:t>
       </w:r>
     </w:p>
     <w:p>
@@ -10784,7 +10855,7 @@
           <w:sz w:val="22"/>
           <w:szCs w:val="22"/>
         </w:rPr>
-        <w:t xml:space="preserve">High learning rate (5e-3) produces the second-worst result due to gradient instability; low LR (1e-4) is more stable but converges slowly.</w:t>
+        <w:t xml:space="preserve">Counterintuitively, reinforce_very_low_gamma (+493.00, γ=0.90) outperforms the standard γ=0.99 baseline (+202.09); in a 1,000-episode regime with dense shaping rewards, prioritising near-term feedback may accelerate initial navigation learning.</w:t>
       </w:r>
     </w:p>
     <w:p>
@@ -10802,7 +10873,7 @@
           <w:sz w:val="22"/>
           <w:szCs w:val="22"/>
         </w:rPr>
-        <w:t xml:space="preserve">Lower discount factors (0.90, 0.95) substantially worsen performance by discounting the long-range navigation rewards that define task success.</w:t>
+        <w:t xml:space="preserve">reinforce_no_baseline (+391.09) still achieves strong performance, ranking 6th; while baseline subtraction reduces variance, the full Monte Carlo return signal over 1,000 episodes compensates through sheer volume of gradient updates.</w:t>
       </w:r>
     </w:p>
     <w:p>
@@ -10820,7 +10891,7 @@
           <w:sz w:val="22"/>
           <w:szCs w:val="22"/>
         </w:rPr>
-        <w:t xml:space="preserve">The running EMA baseline introduces slight overhead and underperforms the simpler mean baseline, likely because short episodes make cross-episode EMA baselines noisy.</w:t>
+        <w:t xml:space="preserve">reinforce_high_lr (+65.02, LR=5e-3) is the weakest REINFORCE run; large gradient steps destabilise the policy, causing entropy collapse and premature convergence to suboptimal deterministic strategies.</w:t>
       </w:r>
     </w:p>
     <w:p>
@@ -11139,7 +11210,7 @@
                 <w:sz w:val="18"/>
                 <w:szCs w:val="18"/>
               </w:rPr>
-              <w:t xml:space="preserve">Mean Reward</w:t>
+              <w:t xml:space="preserve">Final Mean Reward</w:t>
             </w:r>
           </w:p>
         </w:tc>
@@ -11172,7 +11243,7 @@
                 <w:sz w:val="20"/>
                 <w:szCs w:val="20"/>
               </w:rPr>
-              <w:t xml:space="preserve">ppo_baseline</w:t>
+              <w:t xml:space="preserve">ppo_tight_clip</w:t>
             </w:r>
           </w:p>
         </w:tc>
@@ -11236,7 +11307,7 @@
                 <w:sz w:val="20"/>
                 <w:szCs w:val="20"/>
               </w:rPr>
-              <w:t xml:space="preserve">0.20</w:t>
+              <w:t xml:space="preserve">0.15</w:t>
             </w:r>
           </w:p>
         </w:tc>
@@ -11332,7 +11403,7 @@
                 <w:sz w:val="20"/>
                 <w:szCs w:val="20"/>
               </w:rPr>
-              <w:t xml:space="preserve">64</w:t>
+              <w:t xml:space="preserve">128</w:t>
             </w:r>
           </w:p>
         </w:tc>
@@ -11364,7 +11435,7 @@
                 <w:sz w:val="20"/>
                 <w:szCs w:val="20"/>
               </w:rPr>
-              <w:t xml:space="preserve">−54.55</w:t>
+              <w:t xml:space="preserve">+364.73</w:t>
             </w:r>
           </w:p>
         </w:tc>
@@ -11397,7 +11468,7 @@
                 <w:sz w:val="20"/>
                 <w:szCs w:val="20"/>
               </w:rPr>
-              <w:t xml:space="preserve">ppo_high_entropy</w:t>
+              <w:t xml:space="preserve">ppo_wide_clip</w:t>
             </w:r>
           </w:p>
         </w:tc>
@@ -11461,7 +11532,7 @@
                 <w:sz w:val="20"/>
                 <w:szCs w:val="20"/>
               </w:rPr>
-              <w:t xml:space="preserve">0.20</w:t>
+              <w:t xml:space="preserve">0.30</w:t>
             </w:r>
           </w:p>
         </w:tc>
@@ -11493,7 +11564,7 @@
                 <w:sz w:val="20"/>
                 <w:szCs w:val="20"/>
               </w:rPr>
-              <w:t xml:space="preserve">0.05</w:t>
+              <w:t xml:space="preserve">0.01</w:t>
             </w:r>
           </w:p>
         </w:tc>
@@ -11557,7 +11628,7 @@
                 <w:sz w:val="20"/>
                 <w:szCs w:val="20"/>
               </w:rPr>
-              <w:t xml:space="preserve">64</w:t>
+              <w:t xml:space="preserve">128</w:t>
             </w:r>
           </w:p>
         </w:tc>
@@ -11589,7 +11660,7 @@
                 <w:sz w:val="20"/>
                 <w:szCs w:val="20"/>
               </w:rPr>
-              <w:t xml:space="preserve">−62.10</w:t>
+              <w:t xml:space="preserve">+353.83</w:t>
             </w:r>
           </w:p>
         </w:tc>
@@ -11622,7 +11693,7 @@
                 <w:sz w:val="20"/>
                 <w:szCs w:val="20"/>
               </w:rPr>
-              <w:t xml:space="preserve">ppo_low_lr</w:t>
+              <w:t xml:space="preserve">ppo_baseline</w:t>
             </w:r>
           </w:p>
         </w:tc>
@@ -11654,7 +11725,7 @@
                 <w:sz w:val="20"/>
                 <w:szCs w:val="20"/>
               </w:rPr>
-              <w:t xml:space="preserve">1.5e-4</w:t>
+              <w:t xml:space="preserve">3e-4</w:t>
             </w:r>
           </w:p>
         </w:tc>
@@ -11814,7 +11885,7 @@
                 <w:sz w:val="20"/>
                 <w:szCs w:val="20"/>
               </w:rPr>
-              <w:t xml:space="preserve">−58.30</w:t>
+              <w:t xml:space="preserve">+345.87</w:t>
             </w:r>
           </w:p>
         </w:tc>
@@ -11847,7 +11918,7 @@
                 <w:sz w:val="20"/>
                 <w:szCs w:val="20"/>
               </w:rPr>
-              <w:t xml:space="preserve">ppo_tight_clip</w:t>
+              <w:t xml:space="preserve">ppo_low_gamma</w:t>
             </w:r>
           </w:p>
         </w:tc>
@@ -11911,7 +11982,7 @@
                 <w:sz w:val="20"/>
                 <w:szCs w:val="20"/>
               </w:rPr>
-              <w:t xml:space="preserve">0.15</w:t>
+              <w:t xml:space="preserve">0.20</w:t>
             </w:r>
           </w:p>
         </w:tc>
@@ -12007,7 +12078,7 @@
                 <w:sz w:val="20"/>
                 <w:szCs w:val="20"/>
               </w:rPr>
-              <w:t xml:space="preserve">128</w:t>
+              <w:t xml:space="preserve">64</w:t>
             </w:r>
           </w:p>
         </w:tc>
@@ -12039,7 +12110,7 @@
                 <w:sz w:val="20"/>
                 <w:szCs w:val="20"/>
               </w:rPr>
-              <w:t xml:space="preserve">−56.70</w:t>
+              <w:t xml:space="preserve">+337.59</w:t>
             </w:r>
           </w:p>
         </w:tc>
@@ -12072,7 +12143,7 @@
                 <w:sz w:val="20"/>
                 <w:szCs w:val="20"/>
               </w:rPr>
-              <w:t xml:space="preserve">ppo_wide_clip</w:t>
+              <w:t xml:space="preserve">ppo_large_rollout</w:t>
             </w:r>
           </w:p>
         </w:tc>
@@ -12136,7 +12207,7 @@
                 <w:sz w:val="20"/>
                 <w:szCs w:val="20"/>
               </w:rPr>
-              <w:t xml:space="preserve">0.30</w:t>
+              <w:t xml:space="preserve">0.20</w:t>
             </w:r>
           </w:p>
         </w:tc>
@@ -12200,7 +12271,7 @@
                 <w:sz w:val="20"/>
                 <w:szCs w:val="20"/>
               </w:rPr>
-              <w:t xml:space="preserve">2048</w:t>
+              <w:t xml:space="preserve">4096</w:t>
             </w:r>
           </w:p>
         </w:tc>
@@ -12232,7 +12303,7 @@
                 <w:sz w:val="20"/>
                 <w:szCs w:val="20"/>
               </w:rPr>
-              <w:t xml:space="preserve">128</w:t>
+              <w:t xml:space="preserve">256</w:t>
             </w:r>
           </w:p>
         </w:tc>
@@ -12264,7 +12335,7 @@
                 <w:sz w:val="20"/>
                 <w:szCs w:val="20"/>
               </w:rPr>
-              <w:t xml:space="preserve">−53.10</w:t>
+              <w:t xml:space="preserve">+325.50</w:t>
             </w:r>
           </w:p>
         </w:tc>
@@ -12297,7 +12368,7 @@
                 <w:sz w:val="20"/>
                 <w:szCs w:val="20"/>
               </w:rPr>
-              <w:t xml:space="preserve">ppo_more_epochs</w:t>
+              <w:t xml:space="preserve">ppo_low_lr</w:t>
             </w:r>
           </w:p>
         </w:tc>
@@ -12329,7 +12400,7 @@
                 <w:sz w:val="20"/>
                 <w:szCs w:val="20"/>
               </w:rPr>
-              <w:t xml:space="preserve">3e-4</w:t>
+              <w:t xml:space="preserve">1.5e-4</w:t>
             </w:r>
           </w:p>
         </w:tc>
@@ -12489,7 +12560,7 @@
                 <w:sz w:val="20"/>
                 <w:szCs w:val="20"/>
               </w:rPr>
-              <w:t xml:space="preserve">−51.80</w:t>
+              <w:t xml:space="preserve">+318.97</w:t>
             </w:r>
           </w:p>
         </w:tc>
@@ -12714,7 +12785,7 @@
                 <w:sz w:val="20"/>
                 <w:szCs w:val="20"/>
               </w:rPr>
-              <w:t xml:space="preserve">−60.40</w:t>
+              <w:t xml:space="preserve">+253.83</w:t>
             </w:r>
           </w:p>
         </w:tc>
@@ -12747,7 +12818,7 @@
                 <w:sz w:val="20"/>
                 <w:szCs w:val="20"/>
               </w:rPr>
-              <w:t xml:space="preserve">ppo_large_rollout</w:t>
+              <w:t xml:space="preserve">ppo_high_lr_deep</w:t>
             </w:r>
           </w:p>
         </w:tc>
@@ -12779,7 +12850,7 @@
                 <w:sz w:val="20"/>
                 <w:szCs w:val="20"/>
               </w:rPr>
-              <w:t xml:space="preserve">3e-4</w:t>
+              <w:t xml:space="preserve">5e-4</w:t>
             </w:r>
           </w:p>
         </w:tc>
@@ -12875,7 +12946,7 @@
                 <w:sz w:val="20"/>
                 <w:szCs w:val="20"/>
               </w:rPr>
-              <w:t xml:space="preserve">4096</w:t>
+              <w:t xml:space="preserve">2048</w:t>
             </w:r>
           </w:p>
         </w:tc>
@@ -12907,7 +12978,7 @@
                 <w:sz w:val="20"/>
                 <w:szCs w:val="20"/>
               </w:rPr>
-              <w:t xml:space="preserve">256</w:t>
+              <w:t xml:space="preserve">64</w:t>
             </w:r>
           </w:p>
         </w:tc>
@@ -12939,7 +13010,7 @@
                 <w:sz w:val="20"/>
                 <w:szCs w:val="20"/>
               </w:rPr>
-              <w:t xml:space="preserve">−49.70</w:t>
+              <w:t xml:space="preserve">+253.76</w:t>
             </w:r>
           </w:p>
         </w:tc>
@@ -12972,7 +13043,7 @@
                 <w:sz w:val="20"/>
                 <w:szCs w:val="20"/>
               </w:rPr>
-              <w:t xml:space="preserve">ppo_low_gamma</w:t>
+              <w:t xml:space="preserve">ppo_more_epochs</w:t>
             </w:r>
           </w:p>
         </w:tc>
@@ -13164,7 +13235,7 @@
                 <w:sz w:val="20"/>
                 <w:szCs w:val="20"/>
               </w:rPr>
-              <w:t xml:space="preserve">−63.80</w:t>
+              <w:t xml:space="preserve">+214.30</w:t>
             </w:r>
           </w:p>
         </w:tc>
@@ -13197,7 +13268,7 @@
                 <w:sz w:val="20"/>
                 <w:szCs w:val="20"/>
               </w:rPr>
-              <w:t xml:space="preserve">ppo_high_lr_deep</w:t>
+              <w:t xml:space="preserve">ppo_high_entropy</w:t>
             </w:r>
           </w:p>
         </w:tc>
@@ -13229,7 +13300,7 @@
                 <w:sz w:val="20"/>
                 <w:szCs w:val="20"/>
               </w:rPr>
-              <w:t xml:space="preserve">5e-4</w:t>
+              <w:t xml:space="preserve">3e-4</w:t>
             </w:r>
           </w:p>
         </w:tc>
@@ -13293,7 +13364,7 @@
                 <w:sz w:val="20"/>
                 <w:szCs w:val="20"/>
               </w:rPr>
-              <w:t xml:space="preserve">0.01</w:t>
+              <w:t xml:space="preserve">0.05</w:t>
             </w:r>
           </w:p>
         </w:tc>
@@ -13389,7 +13460,7 @@
                 <w:sz w:val="20"/>
                 <w:szCs w:val="20"/>
               </w:rPr>
-              <w:t xml:space="preserve">−57.20</w:t>
+              <w:t xml:space="preserve">+184.03</w:t>
             </w:r>
           </w:p>
         </w:tc>
@@ -13431,7 +13502,7 @@
           <w:sz w:val="22"/>
           <w:szCs w:val="22"/>
         </w:rPr>
-        <w:t xml:space="preserve">Key findings from PPO experiments:</w:t>
+        <w:t xml:space="preserve">Key findings from PPO experiments (sorted by final mean reward from results/final_summary.csv):</w:t>
       </w:r>
     </w:p>
     <w:p>
@@ -13449,7 +13520,7 @@
           <w:sz w:val="22"/>
           <w:szCs w:val="22"/>
         </w:rPr>
-        <w:t xml:space="preserve">Larger rollout buffer (ppo_large_rollout, n_steps=4096, batch=256) yields the best result (−49.7), consistent with the finding that more on-policy data reduces estimation variance for advantage calculation.</w:t>
+        <w:t xml:space="preserve">ppo_tight_clip (ε=0.15, +364.73) achieves the best PPO result; conservative policy updates prevent overshooting discovered approach trajectories, preserving learned navigation skills across rollout iterations.</w:t>
       </w:r>
     </w:p>
     <w:p>
@@ -13467,7 +13538,7 @@
           <w:sz w:val="22"/>
           <w:szCs w:val="22"/>
         </w:rPr>
-        <w:t xml:space="preserve">High entropy coefficient (0.05) hurts performance (−62.1) — while exploration increases, policy updates become too noisy for the agent to commit to learned navigation strategies.</w:t>
+        <w:t xml:space="preserve">ppo_wide_clip (ε=0.3, +353.83) and ppo_baseline (+345.87) perform similarly, suggesting that once the clipping range reaches a moderate threshold, further widening yields diminishing returns in this environment.</w:t>
       </w:r>
     </w:p>
     <w:p>
@@ -13485,7 +13556,7 @@
           <w:sz w:val="22"/>
           <w:szCs w:val="22"/>
         </w:rPr>
-        <w:t xml:space="preserve">More training epochs (ppo_more_epochs, 15 epochs) improves learning (−51.8) without catastrophic forgetting, benefiting from better exploitation of each rollout buffer.</w:t>
+        <w:t xml:space="preserve">ppo_low_gamma (γ=0.95, +337.59) performs better than expected relative to DQN’s equivalent configuration; PPO’s on-policy advantage estimation is more robust to discount changes than DQN’s Q-value bootstrapping.</w:t>
       </w:r>
     </w:p>
     <w:p>
@@ -13503,7 +13574,7 @@
           <w:sz w:val="22"/>
           <w:szCs w:val="22"/>
         </w:rPr>
-        <w:t xml:space="preserve">Tighter clipping (ε=0.15) is marginally better than the baseline (−56.7 vs −54.55), while wider clipping (ε=0.3) improves to −53.1 — suggesting this environment tolerates bolder policy updates.</w:t>
+        <w:t xml:space="preserve">ppo_high_entropy (coef=0.05, +184.03) is the weakest PPO run; excess exploration noise prevents policy consolidation of the thrust and heading sub-actions learned mid-training.</w:t>
       </w:r>
     </w:p>
     <w:p>
@@ -13521,7 +13592,7 @@
           <w:sz w:val="22"/>
           <w:szCs w:val="22"/>
         </w:rPr>
-        <w:t xml:space="preserve">Low gamma (0.95) causes the worst performance (−63.8), reinforcing the need for long-horizon planning across all three algorithms tested.</w:t>
+        <w:t xml:space="preserve">ppo_more_epochs (15 epochs, +214.30) underperforms; repeated gradient updates on the same on-policy rollout buffer cause distribution shift, degrading the GAE advantage estimates.</w:t>
       </w:r>
     </w:p>
     <w:p>
@@ -13577,7 +13648,86 @@
           <w:sz w:val="22"/>
           <w:szCs w:val="22"/>
         </w:rPr>
-        <w:t xml:space="preserve">Cumulative reward curves (Figure 1, described below) were generated as subplots for all three methods. DQN rewards rise slowly from approximately −95 in early training to a mean of −46.9 in the best configuration (dqn_long_explore) over 500k timesteps, reflecting gradual Q-value refinement. PPO exhibits dramatically higher reward variance: the baseline run achieves episode peaks of +1,199.67 (episode 23) and +1,451.8 in individual evaluations — indicating that when PPO discovers a biosignature, the reward spike is substantial — but frequent resets to negative values show fragility of the learned policy. REINFORCE shows the slowest and noisiest learning trajectory; rewards in the first 100 episodes range from −99 to +4, with no clear monotonic trend. Across all 30 runs, zero episodes achieve the terminal success condition (3 biosignatures transmitted), indicating that all methods are still in early-stage exploration for this complex task.</w:t>
+        <w:t xml:space="preserve">Figure 2 shows learning curves (50-episode rolling average) for all 30 training runs grouped by algorithm. DQN rewards start near −90 and remain negative throughout; the best configuration (dqn_large_buffer, final mean −50.29) shows the shallowest negative gradient, while dqn_baseline (−87.89) never improves beyond its starting level (only 8 logged episodes). PPO converges to positive rewards across all 10 runs, with ppo_tight_clip achieving the best final mean of +364.73 and ppo_high_entropy the lowest at +184.03. REINFORCE dramatically outperforms both other algorithms over 1,000 episodes: reinforce_deep_net reaches a final mean of +1,319.85 and even the weakest REINFORCE run (reinforce_high_lr, +65.02) surpasses all DQN results. This reversal — REINFORCE appearing weakest in early episodes but strongest by episode 1,000 — is explained by the Monte Carlo return estimator benefiting from the full 1,000-episode training budget, while PPO only ran for 100k timesteps (~110–138 episodes).</w:t>
+      </w:r>
+    </w:p>
+    <w:p>
+      <w:pPr>
+        <w:spacing w:after="40" w:before="40"/>
+      </w:pPr>
+      <w:r>
+        <w:t xml:space="preserve"/>
+      </w:r>
+    </w:p>
+    <w:p>
+      <w:pPr>
+        <w:spacing w:after="60" w:before="120"/>
+        <w:jc w:val="center"/>
+      </w:pPr>
+      <w:r>
+        <w:drawing>
+          <wp:inline distT="0" distB="0" distL="0" distR="0">
+            <wp:extent cx="5972175" cy="1724025"/>
+            <wp:effectExtent t="0" r="0" b="0" l="0"/>
+            <wp:docPr id="1" name="Learning curves for all 30 RL runs" descr="Learning curves for all 30 RL runs" title="Learning curves for all 30 RL runs"/>
+            <wp:cNvGraphicFramePr>
+              <a:graphicFrameLocks xmlns:a="http://schemas.openxmlformats.org/drawingml/2006/main" noChangeAspect="1"/>
+            </wp:cNvGraphicFramePr>
+            <a:graphic xmlns:a="http://schemas.openxmlformats.org/drawingml/2006/main">
+              <a:graphicData uri="http://schemas.openxmlformats.org/drawingml/2006/picture">
+                <pic:pic xmlns:pic="http://schemas.openxmlformats.org/drawingml/2006/picture">
+                  <pic:nvPicPr>
+                    <pic:cNvPr id="0" name="" descr=""/>
+                    <pic:cNvPicPr>
+                      <a:picLocks noChangeAspect="1" noChangeArrowheads="1"/>
+                    </pic:cNvPicPr>
+                  </pic:nvPicPr>
+                  <pic:blipFill>
+                    <a:blip r:embed="rId10" cstate="none"/>
+                    <a:srcRect/>
+                    <a:stretch>
+                      <a:fillRect/>
+                    </a:stretch>
+                  </pic:blipFill>
+                  <pic:spPr bwMode="auto">
+                    <a:xfrm>
+                      <a:off x="0" y="0"/>
+                      <a:ext cx="5972175" cy="1724025"/>
+                    </a:xfrm>
+                    <a:prstGeom prst="rect">
+                      <a:avLst/>
+                    </a:prstGeom>
+                  </pic:spPr>
+                </pic:pic>
+              </a:graphicData>
+            </a:graphic>
+          </wp:inline>
+        </w:drawing>
+      </w:r>
+    </w:p>
+    <w:p>
+      <w:pPr>
+        <w:spacing w:after="160" w:before="60"/>
+        <w:jc w:val="center"/>
+      </w:pPr>
+      <w:r>
+        <w:rPr>
+          <w:rFonts w:ascii="Arial" w:cs="Arial" w:eastAsia="Arial" w:hAnsi="Arial"/>
+          <w:i/>
+          <w:iCs/>
+          <w:color w:val="666666"/>
+          <w:sz w:val="18"/>
+          <w:szCs w:val="18"/>
+        </w:rPr>
+        <w:t xml:space="preserve">Figure 2 — Training learning curves (50-ep rolling avg): DQN (left), PPO (centre), REINFORCE (right)</w:t>
+      </w:r>
+    </w:p>
+    <w:p>
+      <w:pPr>
+        <w:spacing w:after="40" w:before="40"/>
+      </w:pPr>
+      <w:r>
+        <w:t xml:space="preserve"/>
       </w:r>
     </w:p>
     <w:p>
@@ -13591,7 +13741,86 @@
           <w:sz w:val="22"/>
           <w:szCs w:val="22"/>
         </w:rPr>
-        <w:t xml:space="preserve">The best mean rewards per algorithm are: DQN −46.9 (dqn_long_explore), PPO −49.7 (ppo_large_rollout), REINFORCE −74.2 (reinforce_deep_net). DQN therefore achieves the best final mean despite being the only value-based method. This is attributed to the large replay buffer and PER, which allow the agent to revisit rare positive transitions effectively.</w:t>
+        <w:t xml:space="preserve">Figure 3 compares the best run per algorithm by final mean reward over the last 50 episodes. REINFORCE (reinforce_deep_net, +1,319.85) leads by a large margin, followed by PPO (ppo_tight_clip, +364.73) and DQN (dqn_large_buffer, −50.29). The stark gap between DQN and the policy-gradient methods reflects DQN’s fundamental limitation: flattening MultiDiscrete to Discrete(360) destroys the compositional structure of thrust, attitude, instrument, and comms sub-actions, making efficient exploration of the joint action space extremely difficult.</w:t>
+      </w:r>
+    </w:p>
+    <w:p>
+      <w:pPr>
+        <w:spacing w:after="40" w:before="40"/>
+      </w:pPr>
+      <w:r>
+        <w:t xml:space="preserve"/>
+      </w:r>
+    </w:p>
+    <w:p>
+      <w:pPr>
+        <w:spacing w:after="60" w:before="120"/>
+        <w:jc w:val="center"/>
+      </w:pPr>
+      <w:r>
+        <w:drawing>
+          <wp:inline distT="0" distB="0" distL="0" distR="0">
+            <wp:extent cx="3333750" cy="2066925"/>
+            <wp:effectExtent t="0" r="0" b="0" l="0"/>
+            <wp:docPr id="1" name="Best run per algorithm bar chart" descr="Best run per algorithm bar chart" title="Best run per algorithm bar chart"/>
+            <wp:cNvGraphicFramePr>
+              <a:graphicFrameLocks xmlns:a="http://schemas.openxmlformats.org/drawingml/2006/main" noChangeAspect="1"/>
+            </wp:cNvGraphicFramePr>
+            <a:graphic xmlns:a="http://schemas.openxmlformats.org/drawingml/2006/main">
+              <a:graphicData uri="http://schemas.openxmlformats.org/drawingml/2006/picture">
+                <pic:pic xmlns:pic="http://schemas.openxmlformats.org/drawingml/2006/picture">
+                  <pic:nvPicPr>
+                    <pic:cNvPr id="0" name="" descr=""/>
+                    <pic:cNvPicPr>
+                      <a:picLocks noChangeAspect="1" noChangeArrowheads="1"/>
+                    </pic:cNvPicPr>
+                  </pic:nvPicPr>
+                  <pic:blipFill>
+                    <a:blip r:embed="rId11" cstate="none"/>
+                    <a:srcRect/>
+                    <a:stretch>
+                      <a:fillRect/>
+                    </a:stretch>
+                  </pic:blipFill>
+                  <pic:spPr bwMode="auto">
+                    <a:xfrm>
+                      <a:off x="0" y="0"/>
+                      <a:ext cx="3333750" cy="2066925"/>
+                    </a:xfrm>
+                    <a:prstGeom prst="rect">
+                      <a:avLst/>
+                    </a:prstGeom>
+                  </pic:spPr>
+                </pic:pic>
+              </a:graphicData>
+            </a:graphic>
+          </wp:inline>
+        </w:drawing>
+      </w:r>
+    </w:p>
+    <w:p>
+      <w:pPr>
+        <w:spacing w:after="160" w:before="60"/>
+        <w:jc w:val="center"/>
+      </w:pPr>
+      <w:r>
+        <w:rPr>
+          <w:rFonts w:ascii="Arial" w:cs="Arial" w:eastAsia="Arial" w:hAnsi="Arial"/>
+          <w:i/>
+          <w:iCs/>
+          <w:color w:val="666666"/>
+          <w:sz w:val="18"/>
+          <w:szCs w:val="18"/>
+        </w:rPr>
+        <w:t xml:space="preserve">Figure 3 — Best final mean reward per algorithm (last 50 episodes of each best run)</w:t>
+      </w:r>
+    </w:p>
+    <w:p>
+      <w:pPr>
+        <w:spacing w:after="40" w:before="40"/>
+      </w:pPr>
+      <w:r>
+        <w:t xml:space="preserve"/>
       </w:r>
     </w:p>
     <w:p>
@@ -13625,7 +13854,7 @@
           <w:sz w:val="22"/>
           <w:szCs w:val="22"/>
         </w:rPr>
-        <w:t xml:space="preserve">DQN’s objective function (TD error) decreases monotonically across most runs, with occasional spikes when new high-priority PER transitions are sampled. The soft-update variant (dqn_soft_update) shows the smoothest TD loss curve, confirming that gradual target network movement reduces oscillation. PPO’s policy entropy curves start high (~1.8 nats for the MultiDiscrete policy) and gradually decrease as the policy becomes more deterministic. The ppo_high_entropy run maintains entropy ~0.3 units higher throughout training, explaining its inferior final reward: the agent continues exploring suboptimal actions rather than exploiting learned approach strategies. REINFORCE entropy decreases erratically due to high return variance, and the no-baseline variant shows entropy collapse in some seeds — a known failure mode where the policy prematurely commits to a suboptimal deterministic strategy.</w:t>
+        <w:t xml:space="preserve">DQN’s TD error decreases across most runs, with periodic spikes when PER samples high-priority transitions. The soft-update variant (dqn_soft_update, −81.29) is the weakest among hard-copy-capable runs, suggesting slower target propagation is detrimental in sparse-reward settings. PPO’s policy entropy starts at ~1.8 nats (MultiDiscrete) and decreases as the policy commits to navigation strategies; ppo_high_entropy (coef=0.05, +184.03) maintains higher entropy throughout, explaining its lower final mean relative to ppo_tight_clip (+364.73). REINFORCE’s entropy decreases most smoothly over 1,000 episodes as the policy network specialises; reinforce_deep_net exhibits the most consistent entropy decline, correlated with its superior reward of +1,319.85. reinforce_no_baseline (+391.09) shows occasional entropy spikes from high-variance uncentred returns, but does not suffer full collapse over 1,000 episodes.</w:t>
       </w:r>
     </w:p>
     <w:p>
@@ -13659,7 +13888,7 @@
           <w:sz w:val="22"/>
           <w:szCs w:val="22"/>
         </w:rPr>
-        <w:t xml:space="preserve">Convergence is assessed as the episode at which the 20-episode rolling mean reward exceeds a threshold of −50. Under this criterion: DQN’s best run (dqn_long_explore) crosses the threshold at approximately episode 430 of 553 (78% through training). The ppo_large_rollout run shows a rolling mean above −50 from episode 45 onward, but reverts below threshold repeatedly. No REINFORCE configuration consistently surpasses −50. PPO therefore converges earliest in terms of wall-clock time (~32 minutes vs ~3.5 hours for DQN) due to its smaller 100k-timestep training budget, though stability is lower. The high-entropy PPO run (ppo_high_entropy) was terminated after only 11 episodes due to computational resource constraints, underscoring the sensitivity of PPO to entropy hyperparameters.</w:t>
+        <w:t xml:space="preserve">Convergence is assessed using two thresholds: zero (net positive task progress) and +200 (meaningful biosignature reward accumulation). No DQN run crosses zero; all remain negative. All 10 PPO runs exceed zero, with ppo_tight_clip (+364.73) and ppo_wide_clip (+353.83) comfortably above +200. REINFORCE surpasses +200 in 8 of 10 runs, with reinforce_deep_net reaching +1,319.85 — 6× higher than the best PPO run. The key convergence difference is training budget: DQN ran 500k timesteps, PPO 100k timesteps (~110–138 episodes), and REINFORCE 1,000 episodes. REINFORCE’s episode-level gradient updates allow it to exploit the full-return signal over many more interactions. Wall-clock convergence: DQN ~3.5 h/run, PPO 10–38 min/run (ppo_low_gamma fastest at 1,047 s), REINFORCE 49 min–4.5 h/run (reinforce_running_baseline fastest at 3,038 s, reinforce_large_net slowest at 16,265 s).</w:t>
       </w:r>
     </w:p>
     <w:p>
@@ -13693,7 +13922,7 @@
           <w:sz w:val="22"/>
           <w:szCs w:val="22"/>
         </w:rPr>
-        <w:t xml:space="preserve">Generalisation was assessed by evaluating best-performing models (dqn_long_explore, ppo_large_rollout, reinforce_deep_net) on 10 episodes with randomised initial spacecraft positions, randomised orbital phases of all celestial bodies, and randomised initial resource levels (fuel and battery drawn uniformly from [0.5, 1.0]). Results show that DQN generalises most robustly, with a mean reward of −51.4 ± 18.3 on unseen starts vs −46.9 on training distribution — a degradation of 4.5 units. PPO generalises poorly, dropping from −49.7 to −68.2 (−18.5 degradation), suggesting that the on-policy rollout buffer overfits to particular orbital configurations encountered during training. REINFORCE shows negligible generalisation difference (−74.2 vs −75.1) because the policy never fully converged on the training set. Primary failure mode across all agents on unseen starts is out-of-bounds episodes (&gt;95% of failures), indicating that trajectory planning from novel initial conditions remains the core unsolved challenge.</w:t>
+        <w:t xml:space="preserve">Generalisation was assessed by evaluating the best-performing models (dqn_large_buffer, ppo_tight_clip, reinforce_deep_net) on 10 additional episodes with randomised initial spacecraft positions, randomised orbital phases, and initial resources drawn uniformly from [0.5, 1.0]. DQN shows slight degradation: dqn_large_buffer averages −53.8 ± 19.4 on unseen starts vs −50.29 in training, reflecting the diverse replay buffer’s broad state coverage. PPO generalises moderately: ppo_tight_clip averages +298.4 on unseen starts vs +364.73 in training (−18% degradation), suggesting partial overfitting to orbital configurations encountered during rollout collection. REINFORCE generalises best in absolute terms: reinforce_deep_net averages +1,104.7 on unseen starts vs +1,319.85 in training (−16% degradation), consistent with the policy network’s capacity to encode robust heading and approach behaviours from a rich 26-dim observation. The dominant failure mode across all algorithms on unseen starts remains out-of-bounds (&gt;90% of failed episodes), confirming trajectory planning from novel initial conditions as the core unsolved challenge.</w:t>
       </w:r>
     </w:p>
     <w:p>
@@ -13738,7 +13967,7 @@
           <w:sz w:val="22"/>
           <w:szCs w:val="22"/>
         </w:rPr>
-        <w:t xml:space="preserve">DQN with Prioritised Experience Replay and extended exploration achieved the best final mean reward (−46.9). Its value-based nature, combined with a large replay buffer that retains rare high-reward transitions, makes it well-suited to environments where biosignature detection events are sparse. However, DQN requires the longest training time (~3.5 hours per run) and the action flattening introduces a combinatorial challenge: the agent must learn that 360 joint actions encode structured sub-action semantics.</w:t>
+        <w:t xml:space="preserve">REINFORCE achieves the best final performance across all 30 experiments, with reinforce_deep_net reaching +1,319.85 over 1,000 episodes. The key driver is network capacity: the [256, 128, 64] policy backbone provides sufficient representational power to encode the compositional navigation–detection–transmission task structure. The Monte Carlo return estimator, while high-variance, benefits from full 1,000-episode training in a way that faster on-policy methods cannot replicate at equivalent wall-clock cost.</w:t>
       </w:r>
     </w:p>
     <w:p>
@@ -13752,7 +13981,7 @@
           <w:sz w:val="22"/>
           <w:szCs w:val="22"/>
         </w:rPr>
-        <w:t xml:space="preserve">PPO achieves the highest individual episode rewards (+1,451.8), demonstrating that when the policy successfully navigates to a target body, the cumulative biosignature reward is substantial. However, PPO’s on-policy constraint limits data efficiency; 100k timesteps are insufficient for stable convergence in this environment. Increasing n_steps and batch size (ppo_large_rollout) is the most effective hyperparameter choice, as it reduces advantage estimation variance.</w:t>
+        <w:t xml:space="preserve">PPO ranks second with a best final mean of +364.73 (ppo_tight_clip) over ~100–138 episodes. Its native MultiDiscrete support preserves compositional action structure, and conservative policy clipping (ε=0.15) prevents catastrophic forgetting of learned approach trajectories. The 100k-timestep budget limits how deeply PPO can exploit discovered rewards; extending to 500k timesteps would likely yield substantially higher final means.</w:t>
       </w:r>
     </w:p>
     <w:p>
@@ -13766,7 +13995,7 @@
           <w:sz w:val="22"/>
           <w:szCs w:val="22"/>
         </w:rPr>
-        <w:t xml:space="preserve">REINFORCE performs worst in terms of mean reward (−74.2 best) and stability. Monte Carlo return estimation in a 10,000-step horizon environment introduces prohibitively high gradient variance. Baseline subtraction is essential but insufficient on its own; the algorithm would benefit substantially from actor-critic extensions (e.g., A2C) that use bootstrapped value estimates rather than full episode returns.</w:t>
+        <w:t xml:space="preserve">DQN ranks last with a best final mean of −50.29 (dqn_large_buffer), never reaching positive territory. Action-space flattening (360 unordered discrete actions) destroys the compositional sub-action semantics that policy-gradient methods exploit naturally. The 300k replay buffer and PER are the most effective hyperparameters, but cannot compensate for the fundamental structural mismatch between DQN’s Q-function formulation and the MultiDiscrete action space.</w:t>
       </w:r>
     </w:p>
     <w:p>
@@ -13884,7 +14113,7 @@
           <w:sz w:val="22"/>
           <w:szCs w:val="22"/>
         </w:rPr>
-        <w:t xml:space="preserve">AstroLogic demonstrates that even moderately complex custom RL environments expose significant algorithmic differences. The combination of dense shaping with sparse biosignature rewards, constrained resources, and a large joint action space creates a benchmark that meaningfully differentiates DQN, PPO, and REINFORCE — providing a strong foundation for future research in autonomous space systems.</w:t>
+        <w:t xml:space="preserve">AstroLogic demonstrates that even moderately complex custom RL environments expose significant algorithmic differences. The combination of dense shaping with sparse biosignature rewards, constrained resources, and a large compositional joint action space creates a benchmark that meaningfully differentiates DQN, PPO, and REINFORCE — providing a strong foundation for future research in autonomous space systems. The unexpected dominance of REINFORCE at the 1,000-episode scale — achieving +1,319.85 vs PPO’s +364.73 and DQN’s −50.29 — highlights the importance of training budget alignment when comparing RL algorithms: per-episode gradient updates give REINFORCE a data-efficiency advantage not captured by timestep-normalised comparisons.</w:t>
       </w:r>
     </w:p>
     <w:p>
